--- a/CO2/2520030027_week03.docx
+++ b/CO2/2520030027_week03.docx
@@ -29,7 +29,21 @@
           <w:b/>
           <w:bCs/>
         </w:rPr>
-        <w:t>WEEK-4 PRACTICAL</w:t>
+        <w:t>WEEK-</w:t>
+      </w:r>
+      <w:r>
+        <w:rPr>
+          <w:b/>
+          <w:bCs/>
+        </w:rPr>
+        <w:t>3</w:t>
+      </w:r>
+      <w:r>
+        <w:rPr>
+          <w:b/>
+          <w:bCs/>
+        </w:rPr>
+        <w:t xml:space="preserve"> PRACTICAL</w:t>
       </w:r>
     </w:p>
     <w:p>
@@ -45,13 +59,8 @@
       <w:pPr>
         <w:jc w:val="right"/>
       </w:pPr>
-      <w:proofErr w:type="gramStart"/>
       <w:r>
-        <w:t>Name :</w:t>
-      </w:r>
-      <w:proofErr w:type="gramEnd"/>
-      <w:r>
-        <w:t xml:space="preserve"> Venkata Sai Krishna</w:t>
+        <w:t>Name : Venkata Sai Krishna</w:t>
       </w:r>
     </w:p>
     <w:p>
@@ -59,28 +68,15 @@
         <w:jc w:val="right"/>
       </w:pPr>
       <w:r>
-        <w:t xml:space="preserve">Roll </w:t>
-      </w:r>
-      <w:proofErr w:type="gramStart"/>
-      <w:r>
-        <w:t>No. :</w:t>
-      </w:r>
-      <w:proofErr w:type="gramEnd"/>
-      <w:r>
-        <w:t xml:space="preserve"> 2520030027</w:t>
+        <w:t>Roll No. : 2520030027</w:t>
       </w:r>
     </w:p>
     <w:p>
       <w:pPr>
         <w:jc w:val="right"/>
       </w:pPr>
-      <w:proofErr w:type="gramStart"/>
       <w:r>
-        <w:t>SEC :</w:t>
-      </w:r>
-      <w:proofErr w:type="gramEnd"/>
-      <w:r>
-        <w:t xml:space="preserve"> 7</w:t>
+        <w:t>SEC : 7</w:t>
       </w:r>
     </w:p>
     <w:p>
@@ -1693,6 +1689,7 @@
   <w:style w:type="character" w:default="1" w:styleId="DefaultParagraphFont">
     <w:name w:val="Default Paragraph Font"/>
     <w:uiPriority w:val="1"/>
+    <w:semiHidden/>
     <w:unhideWhenUsed/>
   </w:style>
   <w:style w:type="table" w:default="1" w:styleId="TableNormal">
